--- a/tracked_scripts/u1/m1/exitcheck/Module 1 - Unedited Script.docx
+++ b/tracked_scripts/u1/m1/exitcheck/Module 1 - Unedited Script.docx
@@ -125,6 +125,48 @@
     </w:p>
     <w:p>
       <w:pPr>
+        <w:spacing w:before="120" w:after="40"/>
+      </w:pPr>
+      <w:r>
+        <w:rPr>
+          <w:rFonts w:ascii="Calibri" w:hAnsi="Calibri"/>
+          <w:b/>
+          <w:i w:val="0"/>
+        </w:rPr>
+        <w:t xml:space="preserve">Building From: </w:t>
+      </w:r>
+      <w:r>
+        <w:rPr>
+          <w:rFonts w:ascii="Calibri" w:hAnsi="Calibri"/>
+          <w:b w:val="0"/>
+          <w:i w:val="0"/>
+        </w:rPr>
+        <w:t>Students created and interpreted single-unit picture graphs and bar graphs. They solved simple comparison problems. However, Grade 2 work was often collaborative (class graphs, physical manipulatives) and may not have emphasized independent interpretation or the specific language of "how many more/fewer."</w:t>
+      </w:r>
+    </w:p>
+    <w:p>
+      <w:pPr>
+        <w:spacing w:before="40" w:after="40"/>
+      </w:pPr>
+      <w:r>
+        <w:rPr>
+          <w:rFonts w:ascii="Calibri" w:hAnsi="Calibri"/>
+          <w:b/>
+          <w:i w:val="0"/>
+        </w:rPr>
+        <w:t xml:space="preserve">Building Toward: </w:t>
+      </w:r>
+      <w:r>
+        <w:rPr>
+          <w:rFonts w:ascii="Calibri" w:hAnsi="Calibri"/>
+          <w:b w:val="0"/>
+          <w:i w:val="0"/>
+        </w:rPr>
+        <w:t>Students will apply their solid 1:1 understanding when M2 introduces the critical concept: each symbol can represent MORE than one item (scaled graphs with 1:2 scale). The "how many more/fewer" language established here carries forward. ---</w:t>
+      </w:r>
+    </w:p>
+    <w:p>
+      <w:pPr>
         <w:spacing w:before="160" w:after="0"/>
       </w:pPr>
     </w:p>
@@ -239,7 +281,7 @@
           <w:b/>
           <w:i w:val="0"/>
         </w:rPr>
-        <w:t xml:space="preserve">• Options:  </w:t>
+        <w:t xml:space="preserve">• Answer option (optional):  </w:t>
       </w:r>
       <w:r>
         <w:rPr>
@@ -249,7 +291,7 @@
           <w:color w:val="6E6E6E"/>
           <w:sz w:val="19"/>
         </w:rPr>
-        <w:t>The available answer choices</w:t>
+        <w:t>The available answer choice, nested under Prompt</w:t>
       </w:r>
     </w:p>
     <w:p>
@@ -421,9 +463,7 @@
         <w:rPr>
           <w:rFonts w:ascii="Calibri" w:hAnsi="Calibri"/>
           <w:b/>
-          <w:i/>
-          <w:color w:val="6E6E6E"/>
-          <w:sz w:val="19"/>
+          <w:i w:val="0"/>
         </w:rPr>
         <w:t xml:space="preserve">Visual: </w:t>
       </w:r>
@@ -431,9 +471,7 @@
         <w:rPr>
           <w:rFonts w:ascii="Calibri" w:hAnsi="Calibri"/>
           <w:b w:val="0"/>
-          <w:i/>
-          <w:color w:val="6E6E6E"/>
-          <w:sz w:val="19"/>
+          <w:i w:val="0"/>
         </w:rPr>
         <w:t>Vertical picture graph appears. Popular Snacks data. Popcorn=5, Pretzels=3, Crackers=7, Fruit=4. Key: each symbol = 1 vote.</w:t>
       </w:r>
@@ -562,7 +600,21 @@
     </w:p>
     <w:p>
       <w:pPr>
-        <w:spacing w:before="60" w:after="20"/>
+        <w:spacing w:before="80" w:after="40"/>
+        <w:ind w:left="0"/>
+      </w:pPr>
+      <w:r>
+        <w:rPr>
+          <w:rFonts w:ascii="Calibri" w:hAnsi="Calibri"/>
+          <w:b/>
+          <w:i w:val="0"/>
+        </w:rPr>
+        <w:t>Based on student response:</w:t>
+      </w:r>
+    </w:p>
+    <w:p>
+      <w:pPr>
+        <w:spacing w:before="40" w:after="20"/>
         <w:ind w:left="0"/>
       </w:pPr>
       <w:r>
@@ -607,8 +659,8 @@
     </w:p>
     <w:p>
       <w:pPr>
-        <w:spacing w:before="60" w:after="20"/>
-        <w:ind w:left="432"/>
+        <w:spacing w:before="40" w:after="20"/>
+        <w:ind w:left="0"/>
       </w:pPr>
       <w:r>
         <w:rPr>
@@ -631,15 +683,13 @@
     <w:p>
       <w:pPr>
         <w:spacing w:before="20" w:after="20"/>
-        <w:ind w:left="720"/>
+        <w:ind w:left="0"/>
       </w:pPr>
       <w:r>
         <w:rPr>
           <w:rFonts w:ascii="Calibri" w:hAnsi="Calibri"/>
           <w:b/>
-          <w:i/>
-          <w:color w:val="6E6E6E"/>
-          <w:sz w:val="19"/>
+          <w:i w:val="0"/>
         </w:rPr>
         <w:t xml:space="preserve">Visual: </w:t>
       </w:r>
@@ -647,9 +697,7 @@
         <w:rPr>
           <w:rFonts w:ascii="Calibri" w:hAnsi="Calibri"/>
           <w:b w:val="0"/>
-          <w:i/>
-          <w:color w:val="6E6E6E"/>
-          <w:sz w:val="19"/>
+          <w:i w:val="0"/>
         </w:rPr>
         <w:t>Highlight: Crackers</w:t>
       </w:r>
@@ -657,7 +705,7 @@
     <w:p>
       <w:pPr>
         <w:spacing w:before="20" w:after="20"/>
-        <w:ind w:left="720"/>
+        <w:ind w:left="0"/>
       </w:pPr>
       <w:r>
         <w:rPr>
@@ -678,8 +726,8 @@
     </w:p>
     <w:p>
       <w:pPr>
-        <w:spacing w:before="60" w:after="20"/>
-        <w:ind w:left="432"/>
+        <w:spacing w:before="40" w:after="20"/>
+        <w:ind w:left="0"/>
       </w:pPr>
       <w:r>
         <w:rPr>
@@ -702,15 +750,13 @@
     <w:p>
       <w:pPr>
         <w:spacing w:before="20" w:after="20"/>
-        <w:ind w:left="720"/>
+        <w:ind w:left="0"/>
       </w:pPr>
       <w:r>
         <w:rPr>
           <w:rFonts w:ascii="Calibri" w:hAnsi="Calibri"/>
           <w:b/>
-          <w:i/>
-          <w:color w:val="6E6E6E"/>
-          <w:sz w:val="19"/>
+          <w:i w:val="0"/>
         </w:rPr>
         <w:t xml:space="preserve">Visual: </w:t>
       </w:r>
@@ -718,9 +764,7 @@
         <w:rPr>
           <w:rFonts w:ascii="Calibri" w:hAnsi="Calibri"/>
           <w:b w:val="0"/>
-          <w:i/>
-          <w:color w:val="6E6E6E"/>
-          <w:sz w:val="19"/>
+          <w:i w:val="0"/>
         </w:rPr>
         <w:t>Highlight: Crackers</w:t>
       </w:r>
@@ -728,7 +772,7 @@
     <w:p>
       <w:pPr>
         <w:spacing w:before="20" w:after="20"/>
-        <w:ind w:left="720"/>
+        <w:ind w:left="0"/>
       </w:pPr>
       <w:r>
         <w:rPr>
@@ -749,8 +793,8 @@
     </w:p>
     <w:p>
       <w:pPr>
-        <w:spacing w:before="60" w:after="20"/>
-        <w:ind w:left="432"/>
+        <w:spacing w:before="40" w:after="20"/>
+        <w:ind w:left="0"/>
       </w:pPr>
       <w:r>
         <w:rPr>
@@ -773,15 +817,13 @@
     <w:p>
       <w:pPr>
         <w:spacing w:before="20" w:after="20"/>
-        <w:ind w:left="720"/>
+        <w:ind w:left="0"/>
       </w:pPr>
       <w:r>
         <w:rPr>
           <w:rFonts w:ascii="Calibri" w:hAnsi="Calibri"/>
           <w:b/>
-          <w:i/>
-          <w:color w:val="6E6E6E"/>
-          <w:sz w:val="19"/>
+          <w:i w:val="0"/>
         </w:rPr>
         <w:t xml:space="preserve">Visual: </w:t>
       </w:r>
@@ -789,9 +831,7 @@
         <w:rPr>
           <w:rFonts w:ascii="Calibri" w:hAnsi="Calibri"/>
           <w:b w:val="0"/>
-          <w:i/>
-          <w:color w:val="6E6E6E"/>
-          <w:sz w:val="19"/>
+          <w:i w:val="0"/>
         </w:rPr>
         <w:t>Highlight: Crackers</w:t>
       </w:r>
@@ -799,7 +839,7 @@
     <w:p>
       <w:pPr>
         <w:spacing w:before="20" w:after="20"/>
-        <w:ind w:left="720"/>
+        <w:ind w:left="0"/>
       </w:pPr>
       <w:r>
         <w:rPr>
@@ -820,8 +860,8 @@
     </w:p>
     <w:p>
       <w:pPr>
-        <w:spacing w:before="60" w:after="20"/>
-        <w:ind w:left="432"/>
+        <w:spacing w:before="40" w:after="20"/>
+        <w:ind w:left="0"/>
       </w:pPr>
       <w:r>
         <w:rPr>
@@ -844,15 +884,13 @@
     <w:p>
       <w:pPr>
         <w:spacing w:before="20" w:after="20"/>
-        <w:ind w:left="720"/>
+        <w:ind w:left="0"/>
       </w:pPr>
       <w:r>
         <w:rPr>
           <w:rFonts w:ascii="Calibri" w:hAnsi="Calibri"/>
           <w:b/>
-          <w:i/>
-          <w:color w:val="6E6E6E"/>
-          <w:sz w:val="19"/>
+          <w:i w:val="0"/>
         </w:rPr>
         <w:t xml:space="preserve">Visual: </w:t>
       </w:r>
@@ -860,9 +898,7 @@
         <w:rPr>
           <w:rFonts w:ascii="Calibri" w:hAnsi="Calibri"/>
           <w:b w:val="0"/>
-          <w:i/>
-          <w:color w:val="6E6E6E"/>
-          <w:sz w:val="19"/>
+          <w:i w:val="0"/>
         </w:rPr>
         <w:t>Crackers row highlights. Each symbol pulses as counted: 1, 2, 3, 4, 5, 6, 7.</w:t>
       </w:r>
@@ -870,7 +906,7 @@
     <w:p>
       <w:pPr>
         <w:spacing w:before="20" w:after="20"/>
-        <w:ind w:left="720"/>
+        <w:ind w:left="0"/>
       </w:pPr>
       <w:r>
         <w:rPr>
@@ -907,9 +943,7 @@
         <w:rPr>
           <w:rFonts w:ascii="Calibri" w:hAnsi="Calibri"/>
           <w:b/>
-          <w:i/>
-          <w:color w:val="6E6E6E"/>
-          <w:sz w:val="19"/>
+          <w:i w:val="0"/>
         </w:rPr>
         <w:t xml:space="preserve">Visual: </w:t>
       </w:r>
@@ -917,9 +951,7 @@
         <w:rPr>
           <w:rFonts w:ascii="Calibri" w:hAnsi="Calibri"/>
           <w:b w:val="0"/>
-          <w:i/>
-          <w:color w:val="6E6E6E"/>
-          <w:sz w:val="19"/>
+          <w:i w:val="0"/>
         </w:rPr>
         <w:t>Horizontal bar graph appears. Favorite Seasons data. Spring=6, Summer=9, Fall=4, Winter=5. Axis marked 0-10 by 1s.</w:t>
       </w:r>
@@ -992,7 +1024,21 @@
     </w:p>
     <w:p>
       <w:pPr>
-        <w:spacing w:before="60" w:after="20"/>
+        <w:spacing w:before="80" w:after="40"/>
+        <w:ind w:left="0"/>
+      </w:pPr>
+      <w:r>
+        <w:rPr>
+          <w:rFonts w:ascii="Calibri" w:hAnsi="Calibri"/>
+          <w:b/>
+          <w:i w:val="0"/>
+        </w:rPr>
+        <w:t>Based on student response:</w:t>
+      </w:r>
+    </w:p>
+    <w:p>
+      <w:pPr>
+        <w:spacing w:before="40" w:after="20"/>
         <w:ind w:left="0"/>
       </w:pPr>
       <w:r>
@@ -1037,8 +1083,8 @@
     </w:p>
     <w:p>
       <w:pPr>
-        <w:spacing w:before="60" w:after="20"/>
-        <w:ind w:left="432"/>
+        <w:spacing w:before="40" w:after="20"/>
+        <w:ind w:left="0"/>
       </w:pPr>
       <w:r>
         <w:rPr>
@@ -1061,7 +1107,7 @@
     <w:p>
       <w:pPr>
         <w:spacing w:before="20" w:after="20"/>
-        <w:ind w:left="720"/>
+        <w:ind w:left="0"/>
       </w:pPr>
       <w:r>
         <w:rPr>
@@ -1082,8 +1128,8 @@
     </w:p>
     <w:p>
       <w:pPr>
-        <w:spacing w:before="60" w:after="20"/>
-        <w:ind w:left="432"/>
+        <w:spacing w:before="40" w:after="20"/>
+        <w:ind w:left="0"/>
       </w:pPr>
       <w:r>
         <w:rPr>
@@ -1106,15 +1152,13 @@
     <w:p>
       <w:pPr>
         <w:spacing w:before="20" w:after="20"/>
-        <w:ind w:left="720"/>
+        <w:ind w:left="0"/>
       </w:pPr>
       <w:r>
         <w:rPr>
           <w:rFonts w:ascii="Calibri" w:hAnsi="Calibri"/>
           <w:b/>
-          <w:i/>
-          <w:color w:val="6E6E6E"/>
-          <w:sz w:val="19"/>
+          <w:i w:val="0"/>
         </w:rPr>
         <w:t xml:space="preserve">Visual: </w:t>
       </w:r>
@@ -1122,9 +1166,7 @@
         <w:rPr>
           <w:rFonts w:ascii="Calibri" w:hAnsi="Calibri"/>
           <w:b w:val="0"/>
-          <w:i/>
-          <w:color w:val="6E6E6E"/>
-          <w:sz w:val="19"/>
+          <w:i w:val="0"/>
         </w:rPr>
         <w:t>Highlight: Fall</w:t>
       </w:r>
@@ -1132,7 +1174,7 @@
     <w:p>
       <w:pPr>
         <w:spacing w:before="20" w:after="20"/>
-        <w:ind w:left="720"/>
+        <w:ind w:left="0"/>
       </w:pPr>
       <w:r>
         <w:rPr>
@@ -1153,8 +1195,8 @@
     </w:p>
     <w:p>
       <w:pPr>
-        <w:spacing w:before="60" w:after="20"/>
-        <w:ind w:left="432"/>
+        <w:spacing w:before="40" w:after="20"/>
+        <w:ind w:left="0"/>
       </w:pPr>
       <w:r>
         <w:rPr>
@@ -1177,15 +1219,13 @@
     <w:p>
       <w:pPr>
         <w:spacing w:before="20" w:after="20"/>
-        <w:ind w:left="720"/>
+        <w:ind w:left="0"/>
       </w:pPr>
       <w:r>
         <w:rPr>
           <w:rFonts w:ascii="Calibri" w:hAnsi="Calibri"/>
           <w:b/>
-          <w:i/>
-          <w:color w:val="6E6E6E"/>
-          <w:sz w:val="19"/>
+          <w:i w:val="0"/>
         </w:rPr>
         <w:t xml:space="preserve">Visual: </w:t>
       </w:r>
@@ -1193,9 +1233,7 @@
         <w:rPr>
           <w:rFonts w:ascii="Calibri" w:hAnsi="Calibri"/>
           <w:b w:val="0"/>
-          <w:i/>
-          <w:color w:val="6E6E6E"/>
-          <w:sz w:val="19"/>
+          <w:i w:val="0"/>
         </w:rPr>
         <w:t>Fall bar pulses and highlights, showing it as the shortest at 4 votes</w:t>
       </w:r>
@@ -1203,7 +1241,7 @@
     <w:p>
       <w:pPr>
         <w:spacing w:before="20" w:after="20"/>
-        <w:ind w:left="720"/>
+        <w:ind w:left="0"/>
       </w:pPr>
       <w:r>
         <w:rPr>
@@ -1240,9 +1278,7 @@
         <w:rPr>
           <w:rFonts w:ascii="Calibri" w:hAnsi="Calibri"/>
           <w:b/>
-          <w:i/>
-          <w:color w:val="6E6E6E"/>
-          <w:sz w:val="19"/>
+          <w:i w:val="0"/>
         </w:rPr>
         <w:t xml:space="preserve">Visual: </w:t>
       </w:r>
@@ -1250,9 +1286,7 @@
         <w:rPr>
           <w:rFonts w:ascii="Calibri" w:hAnsi="Calibri"/>
           <w:b w:val="0"/>
-          <w:i/>
-          <w:color w:val="6E6E6E"/>
-          <w:sz w:val="19"/>
+          <w:i w:val="0"/>
         </w:rPr>
         <w:t>Vertical bar graph appears. Books Read This Week data. Ava=8, Ben=5, Cara=6, Dan=3. Axis marked 0-8 by 1s.</w:t>
       </w:r>
@@ -1381,7 +1415,21 @@
     </w:p>
     <w:p>
       <w:pPr>
-        <w:spacing w:before="60" w:after="20"/>
+        <w:spacing w:before="80" w:after="40"/>
+        <w:ind w:left="0"/>
+      </w:pPr>
+      <w:r>
+        <w:rPr>
+          <w:rFonts w:ascii="Calibri" w:hAnsi="Calibri"/>
+          <w:b/>
+          <w:i w:val="0"/>
+        </w:rPr>
+        <w:t>Based on student response:</w:t>
+      </w:r>
+    </w:p>
+    <w:p>
+      <w:pPr>
+        <w:spacing w:before="40" w:after="20"/>
         <w:ind w:left="0"/>
       </w:pPr>
       <w:r>
@@ -1426,8 +1474,8 @@
     </w:p>
     <w:p>
       <w:pPr>
-        <w:spacing w:before="60" w:after="20"/>
-        <w:ind w:left="432"/>
+        <w:spacing w:before="40" w:after="20"/>
+        <w:ind w:left="0"/>
       </w:pPr>
       <w:r>
         <w:rPr>
@@ -1450,15 +1498,13 @@
     <w:p>
       <w:pPr>
         <w:spacing w:before="20" w:after="20"/>
-        <w:ind w:left="720"/>
+        <w:ind w:left="0"/>
       </w:pPr>
       <w:r>
         <w:rPr>
           <w:rFonts w:ascii="Calibri" w:hAnsi="Calibri"/>
           <w:b/>
-          <w:i/>
-          <w:color w:val="6E6E6E"/>
-          <w:sz w:val="19"/>
+          <w:i w:val="0"/>
         </w:rPr>
         <w:t xml:space="preserve">Visual: </w:t>
       </w:r>
@@ -1466,9 +1512,7 @@
         <w:rPr>
           <w:rFonts w:ascii="Calibri" w:hAnsi="Calibri"/>
           <w:b w:val="0"/>
-          <w:i/>
-          <w:color w:val="6E6E6E"/>
-          <w:sz w:val="19"/>
+          <w:i w:val="0"/>
         </w:rPr>
         <w:t>Highlight: Ava, Dan</w:t>
       </w:r>
@@ -1476,7 +1520,7 @@
     <w:p>
       <w:pPr>
         <w:spacing w:before="20" w:after="20"/>
-        <w:ind w:left="720"/>
+        <w:ind w:left="0"/>
       </w:pPr>
       <w:r>
         <w:rPr>
@@ -1497,8 +1541,8 @@
     </w:p>
     <w:p>
       <w:pPr>
-        <w:spacing w:before="60" w:after="20"/>
-        <w:ind w:left="432"/>
+        <w:spacing w:before="40" w:after="20"/>
+        <w:ind w:left="0"/>
       </w:pPr>
       <w:r>
         <w:rPr>
@@ -1521,15 +1565,13 @@
     <w:p>
       <w:pPr>
         <w:spacing w:before="20" w:after="20"/>
-        <w:ind w:left="720"/>
+        <w:ind w:left="0"/>
       </w:pPr>
       <w:r>
         <w:rPr>
           <w:rFonts w:ascii="Calibri" w:hAnsi="Calibri"/>
           <w:b/>
-          <w:i/>
-          <w:color w:val="6E6E6E"/>
-          <w:sz w:val="19"/>
+          <w:i w:val="0"/>
         </w:rPr>
         <w:t xml:space="preserve">Visual: </w:t>
       </w:r>
@@ -1537,9 +1579,7 @@
         <w:rPr>
           <w:rFonts w:ascii="Calibri" w:hAnsi="Calibri"/>
           <w:b w:val="0"/>
-          <w:i/>
-          <w:color w:val="6E6E6E"/>
-          <w:sz w:val="19"/>
+          <w:i w:val="0"/>
         </w:rPr>
         <w:t>Highlight: Ava, Dan</w:t>
       </w:r>
@@ -1547,7 +1587,7 @@
     <w:p>
       <w:pPr>
         <w:spacing w:before="20" w:after="20"/>
-        <w:ind w:left="720"/>
+        <w:ind w:left="0"/>
       </w:pPr>
       <w:r>
         <w:rPr>
@@ -1568,8 +1608,8 @@
     </w:p>
     <w:p>
       <w:pPr>
-        <w:spacing w:before="60" w:after="20"/>
-        <w:ind w:left="432"/>
+        <w:spacing w:before="40" w:after="20"/>
+        <w:ind w:left="0"/>
       </w:pPr>
       <w:r>
         <w:rPr>
@@ -1592,15 +1632,13 @@
     <w:p>
       <w:pPr>
         <w:spacing w:before="20" w:after="20"/>
-        <w:ind w:left="720"/>
+        <w:ind w:left="0"/>
       </w:pPr>
       <w:r>
         <w:rPr>
           <w:rFonts w:ascii="Calibri" w:hAnsi="Calibri"/>
           <w:b/>
-          <w:i/>
-          <w:color w:val="6E6E6E"/>
-          <w:sz w:val="19"/>
+          <w:i w:val="0"/>
         </w:rPr>
         <w:t xml:space="preserve">Visual: </w:t>
       </w:r>
@@ -1608,9 +1646,7 @@
         <w:rPr>
           <w:rFonts w:ascii="Calibri" w:hAnsi="Calibri"/>
           <w:b w:val="0"/>
-          <w:i/>
-          <w:color w:val="6E6E6E"/>
-          <w:sz w:val="19"/>
+          <w:i w:val="0"/>
         </w:rPr>
         <w:t>Highlight: Ava, Dan</w:t>
       </w:r>
@@ -1618,7 +1654,7 @@
     <w:p>
       <w:pPr>
         <w:spacing w:before="20" w:after="20"/>
-        <w:ind w:left="720"/>
+        <w:ind w:left="0"/>
       </w:pPr>
       <w:r>
         <w:rPr>
@@ -1639,8 +1675,8 @@
     </w:p>
     <w:p>
       <w:pPr>
-        <w:spacing w:before="60" w:after="20"/>
-        <w:ind w:left="432"/>
+        <w:spacing w:before="40" w:after="20"/>
+        <w:ind w:left="0"/>
       </w:pPr>
       <w:r>
         <w:rPr>
@@ -1663,15 +1699,13 @@
     <w:p>
       <w:pPr>
         <w:spacing w:before="20" w:after="20"/>
-        <w:ind w:left="720"/>
+        <w:ind w:left="0"/>
       </w:pPr>
       <w:r>
         <w:rPr>
           <w:rFonts w:ascii="Calibri" w:hAnsi="Calibri"/>
           <w:b/>
-          <w:i/>
-          <w:color w:val="6E6E6E"/>
-          <w:sz w:val="19"/>
+          <w:i w:val="0"/>
         </w:rPr>
         <w:t xml:space="preserve">Visual: </w:t>
       </w:r>
@@ -1679,9 +1713,7 @@
         <w:rPr>
           <w:rFonts w:ascii="Calibri" w:hAnsi="Calibri"/>
           <w:b w:val="0"/>
-          <w:i/>
-          <w:color w:val="6E6E6E"/>
-          <w:sz w:val="19"/>
+          <w:i w:val="0"/>
         </w:rPr>
         <w:t>Animation highlights Ava's bar at 8 and Dan's bar at 3, then visually shows the 5-unit difference between them</w:t>
       </w:r>
@@ -1689,7 +1721,7 @@
     <w:p>
       <w:pPr>
         <w:spacing w:before="20" w:after="20"/>
-        <w:ind w:left="720"/>
+        <w:ind w:left="0"/>
       </w:pPr>
       <w:r>
         <w:rPr>
@@ -1841,7 +1873,21 @@
     </w:p>
     <w:p>
       <w:pPr>
-        <w:spacing w:before="60" w:after="20"/>
+        <w:spacing w:before="80" w:after="40"/>
+        <w:ind w:left="0"/>
+      </w:pPr>
+      <w:r>
+        <w:rPr>
+          <w:rFonts w:ascii="Calibri" w:hAnsi="Calibri"/>
+          <w:b/>
+          <w:i w:val="0"/>
+        </w:rPr>
+        <w:t>Based on student response:</w:t>
+      </w:r>
+    </w:p>
+    <w:p>
+      <w:pPr>
+        <w:spacing w:before="40" w:after="20"/>
         <w:ind w:left="0"/>
       </w:pPr>
       <w:r>
@@ -1886,8 +1932,8 @@
     </w:p>
     <w:p>
       <w:pPr>
-        <w:spacing w:before="60" w:after="20"/>
-        <w:ind w:left="432"/>
+        <w:spacing w:before="40" w:after="20"/>
+        <w:ind w:left="0"/>
       </w:pPr>
       <w:r>
         <w:rPr>
@@ -1910,15 +1956,13 @@
     <w:p>
       <w:pPr>
         <w:spacing w:before="20" w:after="20"/>
-        <w:ind w:left="720"/>
+        <w:ind w:left="0"/>
       </w:pPr>
       <w:r>
         <w:rPr>
           <w:rFonts w:ascii="Calibri" w:hAnsi="Calibri"/>
           <w:b/>
-          <w:i/>
-          <w:color w:val="6E6E6E"/>
-          <w:sz w:val="19"/>
+          <w:i w:val="0"/>
         </w:rPr>
         <w:t xml:space="preserve">Visual: </w:t>
       </w:r>
@@ -1926,9 +1970,7 @@
         <w:rPr>
           <w:rFonts w:ascii="Calibri" w:hAnsi="Calibri"/>
           <w:b w:val="0"/>
-          <w:i/>
-          <w:color w:val="6E6E6E"/>
-          <w:sz w:val="19"/>
+          <w:i w:val="0"/>
         </w:rPr>
         <w:t>Highlight: Ben, Cara</w:t>
       </w:r>
@@ -1936,7 +1978,7 @@
     <w:p>
       <w:pPr>
         <w:spacing w:before="20" w:after="20"/>
-        <w:ind w:left="720"/>
+        <w:ind w:left="0"/>
       </w:pPr>
       <w:r>
         <w:rPr>
@@ -1957,8 +1999,8 @@
     </w:p>
     <w:p>
       <w:pPr>
-        <w:spacing w:before="60" w:after="20"/>
-        <w:ind w:left="432"/>
+        <w:spacing w:before="40" w:after="20"/>
+        <w:ind w:left="0"/>
       </w:pPr>
       <w:r>
         <w:rPr>
@@ -1981,15 +2023,13 @@
     <w:p>
       <w:pPr>
         <w:spacing w:before="20" w:after="20"/>
-        <w:ind w:left="720"/>
+        <w:ind w:left="0"/>
       </w:pPr>
       <w:r>
         <w:rPr>
           <w:rFonts w:ascii="Calibri" w:hAnsi="Calibri"/>
           <w:b/>
-          <w:i/>
-          <w:color w:val="6E6E6E"/>
-          <w:sz w:val="19"/>
+          <w:i w:val="0"/>
         </w:rPr>
         <w:t xml:space="preserve">Visual: </w:t>
       </w:r>
@@ -1997,9 +2037,7 @@
         <w:rPr>
           <w:rFonts w:ascii="Calibri" w:hAnsi="Calibri"/>
           <w:b w:val="0"/>
-          <w:i/>
-          <w:color w:val="6E6E6E"/>
-          <w:sz w:val="19"/>
+          <w:i w:val="0"/>
         </w:rPr>
         <w:t>Highlight: Ben, Cara</w:t>
       </w:r>
@@ -2007,7 +2045,7 @@
     <w:p>
       <w:pPr>
         <w:spacing w:before="20" w:after="20"/>
-        <w:ind w:left="720"/>
+        <w:ind w:left="0"/>
       </w:pPr>
       <w:r>
         <w:rPr>
@@ -2028,8 +2066,8 @@
     </w:p>
     <w:p>
       <w:pPr>
-        <w:spacing w:before="60" w:after="20"/>
-        <w:ind w:left="432"/>
+        <w:spacing w:before="40" w:after="20"/>
+        <w:ind w:left="0"/>
       </w:pPr>
       <w:r>
         <w:rPr>
@@ -2052,15 +2090,13 @@
     <w:p>
       <w:pPr>
         <w:spacing w:before="20" w:after="20"/>
-        <w:ind w:left="720"/>
+        <w:ind w:left="0"/>
       </w:pPr>
       <w:r>
         <w:rPr>
           <w:rFonts w:ascii="Calibri" w:hAnsi="Calibri"/>
           <w:b/>
-          <w:i/>
-          <w:color w:val="6E6E6E"/>
-          <w:sz w:val="19"/>
+          <w:i w:val="0"/>
         </w:rPr>
         <w:t xml:space="preserve">Visual: </w:t>
       </w:r>
@@ -2068,9 +2104,7 @@
         <w:rPr>
           <w:rFonts w:ascii="Calibri" w:hAnsi="Calibri"/>
           <w:b w:val="0"/>
-          <w:i/>
-          <w:color w:val="6E6E6E"/>
-          <w:sz w:val="19"/>
+          <w:i w:val="0"/>
         </w:rPr>
         <w:t>Highlight: Ben, Cara</w:t>
       </w:r>
@@ -2078,7 +2112,7 @@
     <w:p>
       <w:pPr>
         <w:spacing w:before="20" w:after="20"/>
-        <w:ind w:left="720"/>
+        <w:ind w:left="0"/>
       </w:pPr>
       <w:r>
         <w:rPr>
@@ -2099,8 +2133,8 @@
     </w:p>
     <w:p>
       <w:pPr>
-        <w:spacing w:before="60" w:after="20"/>
-        <w:ind w:left="432"/>
+        <w:spacing w:before="40" w:after="20"/>
+        <w:ind w:left="0"/>
       </w:pPr>
       <w:r>
         <w:rPr>
@@ -2123,15 +2157,13 @@
     <w:p>
       <w:pPr>
         <w:spacing w:before="20" w:after="20"/>
-        <w:ind w:left="720"/>
+        <w:ind w:left="0"/>
       </w:pPr>
       <w:r>
         <w:rPr>
           <w:rFonts w:ascii="Calibri" w:hAnsi="Calibri"/>
           <w:b/>
-          <w:i/>
-          <w:color w:val="6E6E6E"/>
-          <w:sz w:val="19"/>
+          <w:i w:val="0"/>
         </w:rPr>
         <w:t xml:space="preserve">Visual: </w:t>
       </w:r>
@@ -2139,9 +2171,7 @@
         <w:rPr>
           <w:rFonts w:ascii="Calibri" w:hAnsi="Calibri"/>
           <w:b w:val="0"/>
-          <w:i/>
-          <w:color w:val="6E6E6E"/>
-          <w:sz w:val="19"/>
+          <w:i w:val="0"/>
         </w:rPr>
         <w:t>Ben and Cara bars highlight. Ben's bar labeled 5, Cara's bar labeled 6. Addition equation 5 + 6 = 11 appears.</w:t>
       </w:r>
@@ -2149,7 +2179,7 @@
     <w:p>
       <w:pPr>
         <w:spacing w:before="20" w:after="20"/>
-        <w:ind w:left="720"/>
+        <w:ind w:left="0"/>
       </w:pPr>
       <w:r>
         <w:rPr>
